--- a/ClinicDB Project Report.docx
+++ b/ClinicDB Project Report.docx
@@ -3023,13 +3023,194 @@
       </w:pPr>
       <w:r>
         <w:rPr>
+          <w:sz w:val="28"/>
+          <w:szCs w:val="28"/>
+        </w:rPr>
+        <w:lastRenderedPageBreak/>
+        <w:t>This how to prevent overlapping two appointment for same doctor</w:t>
+      </w:r>
+    </w:p>
+    <w:p>
+      <w:pPr>
+        <w:pStyle w:val="NormalWeb"/>
+        <w:rPr>
+          <w:rFonts w:asciiTheme="majorBidi" w:hAnsiTheme="majorBidi" w:cstheme="majorBidi"/>
+          <w:sz w:val="28"/>
+          <w:szCs w:val="28"/>
+        </w:rPr>
+      </w:pPr>
+      <w:r>
+        <w:rPr>
+          <w:rFonts w:asciiTheme="majorBidi" w:hAnsiTheme="majorBidi" w:cstheme="majorBidi"/>
+          <w:sz w:val="28"/>
+          <w:szCs w:val="28"/>
+        </w:rPr>
+        <w:t xml:space="preserve">The following output verifies that the trigger </w:t>
+      </w:r>
+      <w:proofErr w:type="spellStart"/>
+      <w:r>
+        <w:rPr>
+          <w:rStyle w:val="HTMLCode"/>
+          <w:rFonts w:asciiTheme="majorBidi" w:hAnsiTheme="majorBidi" w:cstheme="majorBidi"/>
+          <w:sz w:val="28"/>
+          <w:szCs w:val="28"/>
+        </w:rPr>
+        <w:t>check_overlapping_appointments</w:t>
+      </w:r>
+      <w:proofErr w:type="spellEnd"/>
+      <w:r>
+        <w:rPr>
+          <w:rFonts w:asciiTheme="majorBidi" w:hAnsiTheme="majorBidi" w:cstheme="majorBidi"/>
+          <w:sz w:val="28"/>
+          <w:szCs w:val="28"/>
+        </w:rPr>
+        <w:t xml:space="preserve"> </w:t>
+      </w:r>
+      <w:proofErr w:type="gramStart"/>
+      <w:r>
+        <w:rPr>
+          <w:rFonts w:asciiTheme="majorBidi" w:hAnsiTheme="majorBidi" w:cstheme="majorBidi"/>
+          <w:sz w:val="28"/>
+          <w:szCs w:val="28"/>
+        </w:rPr>
+        <w:t xml:space="preserve">has been successfully created and stored in the </w:t>
+      </w:r>
+      <w:proofErr w:type="spellStart"/>
+      <w:r>
+        <w:rPr>
+          <w:rFonts w:asciiTheme="majorBidi" w:hAnsiTheme="majorBidi" w:cstheme="majorBidi"/>
+          <w:sz w:val="28"/>
+          <w:szCs w:val="28"/>
+        </w:rPr>
+        <w:t>ClinicDB</w:t>
+      </w:r>
+      <w:proofErr w:type="spellEnd"/>
+      <w:r>
+        <w:rPr>
+          <w:rFonts w:asciiTheme="majorBidi" w:hAnsiTheme="majorBidi" w:cstheme="majorBidi"/>
+          <w:sz w:val="28"/>
+          <w:szCs w:val="28"/>
+        </w:rPr>
+        <w:t xml:space="preserve"> database</w:t>
+      </w:r>
+      <w:proofErr w:type="gramEnd"/>
+      <w:r>
+        <w:rPr>
+          <w:rFonts w:asciiTheme="majorBidi" w:hAnsiTheme="majorBidi" w:cstheme="majorBidi"/>
+          <w:sz w:val="28"/>
+          <w:szCs w:val="28"/>
+        </w:rPr>
+        <w:t>.</w:t>
+      </w:r>
+      <w:r>
+        <w:rPr>
+          <w:rFonts w:asciiTheme="majorBidi" w:hAnsiTheme="majorBidi" w:cstheme="majorBidi"/>
+          <w:sz w:val="28"/>
+          <w:szCs w:val="28"/>
+        </w:rPr>
+        <w:br/>
+        <w:t>This confirms that the trigger is active and will execute automatically before inserting any new appointment to prevent overlapping schedules for the same doctor.</w:t>
+      </w:r>
+    </w:p>
+    <w:p>
+      <w:pPr>
+        <w:pStyle w:val="NormalWeb"/>
+        <w:rPr>
+          <w:rFonts w:asciiTheme="majorBidi" w:hAnsiTheme="majorBidi" w:cstheme="majorBidi"/>
+          <w:sz w:val="28"/>
+          <w:szCs w:val="28"/>
+        </w:rPr>
+      </w:pPr>
+      <w:r>
+        <w:rPr>
+          <w:rFonts w:asciiTheme="majorBidi" w:hAnsiTheme="majorBidi" w:cstheme="majorBidi"/>
+          <w:noProof/>
+          <w:sz w:val="28"/>
+          <w:szCs w:val="28"/>
+        </w:rPr>
+        <w:drawing>
+          <wp:inline distT="0" distB="0" distL="0" distR="0">
+            <wp:extent cx="3937379" cy="3249554"/>
+            <wp:effectExtent l="0" t="0" r="6350" b="8255"/>
+            <wp:docPr id="4" name="Picture 4"/>
+            <wp:cNvGraphicFramePr>
+              <a:graphicFrameLocks xmlns:a="http://schemas.openxmlformats.org/drawingml/2006/main" noChangeAspect="1"/>
+            </wp:cNvGraphicFramePr>
+            <a:graphic xmlns:a="http://schemas.openxmlformats.org/drawingml/2006/main">
+              <a:graphicData uri="http://schemas.openxmlformats.org/drawingml/2006/picture">
+                <pic:pic xmlns:pic="http://schemas.openxmlformats.org/drawingml/2006/picture">
+                  <pic:nvPicPr>
+                    <pic:cNvPr id="4" name="Screenshot 2026-05-28 144613.png"/>
+                    <pic:cNvPicPr/>
+                  </pic:nvPicPr>
+                  <pic:blipFill>
+                    <a:blip r:embed="rId8">
+                      <a:extLst>
+                        <a:ext uri="{28A0092B-C50C-407E-A947-70E740481C1C}">
+                          <a14:useLocalDpi xmlns:a14="http://schemas.microsoft.com/office/drawing/2010/main" val="0"/>
+                        </a:ext>
+                      </a:extLst>
+                    </a:blip>
+                    <a:stretch>
+                      <a:fillRect/>
+                    </a:stretch>
+                  </pic:blipFill>
+                  <pic:spPr>
+                    <a:xfrm>
+                      <a:off x="0" y="0"/>
+                      <a:ext cx="3981785" cy="3286203"/>
+                    </a:xfrm>
+                    <a:prstGeom prst="rect">
+                      <a:avLst/>
+                    </a:prstGeom>
+                  </pic:spPr>
+                </pic:pic>
+              </a:graphicData>
+            </a:graphic>
+          </wp:inline>
+        </w:drawing>
+      </w:r>
+    </w:p>
+    <w:p>
+      <w:pPr>
+        <w:pStyle w:val="Heading2"/>
+        <w:rPr>
           <w:rStyle w:val="Strong"/>
           <w:b/>
           <w:bCs/>
           <w:sz w:val="28"/>
           <w:szCs w:val="28"/>
         </w:rPr>
-        <w:lastRenderedPageBreak/>
+      </w:pPr>
+    </w:p>
+    <w:p>
+      <w:pPr>
+        <w:pStyle w:val="Heading2"/>
+        <w:rPr>
+          <w:rStyle w:val="Strong"/>
+          <w:b/>
+          <w:bCs/>
+          <w:sz w:val="28"/>
+          <w:szCs w:val="28"/>
+        </w:rPr>
+      </w:pPr>
+    </w:p>
+    <w:p>
+      <w:pPr>
+        <w:pStyle w:val="Heading2"/>
+        <w:rPr>
+          <w:sz w:val="28"/>
+          <w:szCs w:val="28"/>
+        </w:rPr>
+      </w:pPr>
+      <w:r>
+        <w:rPr>
+          <w:rStyle w:val="Strong"/>
+          <w:b/>
+          <w:bCs/>
+          <w:sz w:val="28"/>
+          <w:szCs w:val="28"/>
+        </w:rPr>
         <w:t>8. View (Reporting Feature)</w:t>
       </w:r>
     </w:p>
@@ -3159,8 +3340,227 @@
     </w:p>
     <w:p>
       <w:pPr>
+        <w:pStyle w:val="Heading2"/>
+        <w:rPr>
+          <w:rStyle w:val="Strong"/>
+          <w:b/>
+          <w:bCs/>
+          <w:sz w:val="28"/>
+          <w:szCs w:val="28"/>
+        </w:rPr>
+      </w:pPr>
+      <w:bookmarkStart w:id="0" w:name="_GoBack"/>
+      <w:r>
+        <w:rPr>
+          <w:noProof/>
+          <w:sz w:val="28"/>
+          <w:szCs w:val="28"/>
+        </w:rPr>
+        <w:lastRenderedPageBreak/>
+        <w:drawing>
+          <wp:inline distT="0" distB="0" distL="0" distR="0">
+            <wp:extent cx="4995459" cy="3641697"/>
+            <wp:effectExtent l="0" t="0" r="0" b="0"/>
+            <wp:docPr id="6" name="Picture 6"/>
+            <wp:cNvGraphicFramePr>
+              <a:graphicFrameLocks xmlns:a="http://schemas.openxmlformats.org/drawingml/2006/main" noChangeAspect="1"/>
+            </wp:cNvGraphicFramePr>
+            <a:graphic xmlns:a="http://schemas.openxmlformats.org/drawingml/2006/main">
+              <a:graphicData uri="http://schemas.openxmlformats.org/drawingml/2006/picture">
+                <pic:pic xmlns:pic="http://schemas.openxmlformats.org/drawingml/2006/picture">
+                  <pic:nvPicPr>
+                    <pic:cNvPr id="6" name="Screenshot 2026-05-28 150144.png"/>
+                    <pic:cNvPicPr/>
+                  </pic:nvPicPr>
+                  <pic:blipFill>
+                    <a:blip r:embed="rId9">
+                      <a:extLst>
+                        <a:ext uri="{28A0092B-C50C-407E-A947-70E740481C1C}">
+                          <a14:useLocalDpi xmlns:a14="http://schemas.microsoft.com/office/drawing/2010/main" val="0"/>
+                        </a:ext>
+                      </a:extLst>
+                    </a:blip>
+                    <a:stretch>
+                      <a:fillRect/>
+                    </a:stretch>
+                  </pic:blipFill>
+                  <pic:spPr>
+                    <a:xfrm>
+                      <a:off x="0" y="0"/>
+                      <a:ext cx="5027566" cy="3665103"/>
+                    </a:xfrm>
+                    <a:prstGeom prst="rect">
+                      <a:avLst/>
+                    </a:prstGeom>
+                  </pic:spPr>
+                </pic:pic>
+              </a:graphicData>
+            </a:graphic>
+          </wp:inline>
+        </w:drawing>
+      </w:r>
+    </w:p>
+    <w:bookmarkEnd w:id="0"/>
+    <w:p>
+      <w:pPr>
         <w:bidi w:val="0"/>
-        <w:rPr>
+        <w:spacing w:before="100" w:beforeAutospacing="1" w:after="100" w:afterAutospacing="1" w:line="240" w:lineRule="auto"/>
+        <w:rPr>
+          <w:rFonts w:asciiTheme="majorBidi" w:eastAsia="Times New Roman" w:hAnsiTheme="majorBidi" w:cstheme="majorBidi"/>
+          <w:sz w:val="28"/>
+          <w:szCs w:val="28"/>
+        </w:rPr>
+      </w:pPr>
+      <w:r>
+        <w:rPr>
+          <w:rFonts w:asciiTheme="majorBidi" w:eastAsia="Times New Roman" w:hAnsiTheme="majorBidi" w:cstheme="majorBidi"/>
+          <w:sz w:val="28"/>
+          <w:szCs w:val="28"/>
+        </w:rPr>
+        <w:t xml:space="preserve">This screenshot shows the output of the </w:t>
+      </w:r>
+      <w:proofErr w:type="spellStart"/>
+      <w:r>
+        <w:rPr>
+          <w:rFonts w:asciiTheme="majorBidi" w:eastAsia="Times New Roman" w:hAnsiTheme="majorBidi" w:cstheme="majorBidi"/>
+          <w:sz w:val="28"/>
+          <w:szCs w:val="28"/>
+        </w:rPr>
+        <w:t>Doctor_Next_Month</w:t>
+      </w:r>
+      <w:proofErr w:type="spellEnd"/>
+      <w:r>
+        <w:rPr>
+          <w:rFonts w:asciiTheme="majorBidi" w:eastAsia="Times New Roman" w:hAnsiTheme="majorBidi" w:cstheme="majorBidi"/>
+          <w:sz w:val="28"/>
+          <w:szCs w:val="28"/>
+        </w:rPr>
+        <w:t xml:space="preserve"> view after executing a SELECT query.</w:t>
+      </w:r>
+      <w:r>
+        <w:rPr>
+          <w:rFonts w:asciiTheme="majorBidi" w:eastAsia="Times New Roman" w:hAnsiTheme="majorBidi" w:cstheme="majorBidi"/>
+          <w:sz w:val="28"/>
+          <w:szCs w:val="28"/>
+        </w:rPr>
+        <w:br/>
+        <w:t xml:space="preserve">The result displays each </w:t>
+      </w:r>
+      <w:proofErr w:type="spellStart"/>
+      <w:r>
+        <w:rPr>
+          <w:rFonts w:asciiTheme="majorBidi" w:eastAsia="Times New Roman" w:hAnsiTheme="majorBidi" w:cstheme="majorBidi"/>
+          <w:sz w:val="28"/>
+          <w:szCs w:val="28"/>
+        </w:rPr>
+        <w:t>DoctorID</w:t>
+      </w:r>
+      <w:proofErr w:type="spellEnd"/>
+      <w:r>
+        <w:rPr>
+          <w:rFonts w:asciiTheme="majorBidi" w:eastAsia="Times New Roman" w:hAnsiTheme="majorBidi" w:cstheme="majorBidi"/>
+          <w:sz w:val="28"/>
+          <w:szCs w:val="28"/>
+        </w:rPr>
+        <w:t xml:space="preserve"> along with the total number of upcoming appointmen</w:t>
+      </w:r>
+      <w:r>
+        <w:rPr>
+          <w:rFonts w:asciiTheme="majorBidi" w:eastAsia="Times New Roman" w:hAnsiTheme="majorBidi" w:cstheme="majorBidi"/>
+          <w:sz w:val="28"/>
+          <w:szCs w:val="28"/>
+        </w:rPr>
+        <w:t xml:space="preserve">ts scheduled for the next month </w:t>
+      </w:r>
+      <w:r>
+        <w:rPr>
+          <w:rFonts w:asciiTheme="majorBidi" w:eastAsia="Times New Roman" w:hAnsiTheme="majorBidi" w:cstheme="majorBidi"/>
+          <w:sz w:val="28"/>
+          <w:szCs w:val="28"/>
+        </w:rPr>
+        <w:t>(</w:t>
+      </w:r>
+      <w:proofErr w:type="spellStart"/>
+      <w:r>
+        <w:rPr>
+          <w:rFonts w:asciiTheme="majorBidi" w:eastAsia="Times New Roman" w:hAnsiTheme="majorBidi" w:cstheme="majorBidi"/>
+          <w:sz w:val="28"/>
+          <w:szCs w:val="28"/>
+        </w:rPr>
+        <w:t>TotalAppointments</w:t>
+      </w:r>
+      <w:proofErr w:type="spellEnd"/>
+      <w:r>
+        <w:rPr>
+          <w:rFonts w:asciiTheme="majorBidi" w:eastAsia="Times New Roman" w:hAnsiTheme="majorBidi" w:cstheme="majorBidi"/>
+          <w:sz w:val="28"/>
+          <w:szCs w:val="28"/>
+        </w:rPr>
+        <w:t>).</w:t>
+      </w:r>
+    </w:p>
+    <w:p>
+      <w:pPr>
+        <w:bidi w:val="0"/>
+        <w:spacing w:before="100" w:beforeAutospacing="1" w:after="100" w:afterAutospacing="1" w:line="240" w:lineRule="auto"/>
+        <w:rPr>
+          <w:rFonts w:asciiTheme="majorBidi" w:eastAsia="Times New Roman" w:hAnsiTheme="majorBidi" w:cstheme="majorBidi"/>
+          <w:sz w:val="28"/>
+          <w:szCs w:val="28"/>
+        </w:rPr>
+      </w:pPr>
+      <w:r>
+        <w:rPr>
+          <w:rFonts w:asciiTheme="majorBidi" w:eastAsia="Times New Roman" w:hAnsiTheme="majorBidi" w:cstheme="majorBidi"/>
+          <w:sz w:val="28"/>
+          <w:szCs w:val="28"/>
+        </w:rPr>
+        <w:t xml:space="preserve">The data </w:t>
+      </w:r>
+      <w:proofErr w:type="gramStart"/>
+      <w:r>
+        <w:rPr>
+          <w:rFonts w:asciiTheme="majorBidi" w:eastAsia="Times New Roman" w:hAnsiTheme="majorBidi" w:cstheme="majorBidi"/>
+          <w:sz w:val="28"/>
+          <w:szCs w:val="28"/>
+        </w:rPr>
+        <w:t>is dynamically calculated</w:t>
+      </w:r>
+      <w:proofErr w:type="gramEnd"/>
+      <w:r>
+        <w:rPr>
+          <w:rFonts w:asciiTheme="majorBidi" w:eastAsia="Times New Roman" w:hAnsiTheme="majorBidi" w:cstheme="majorBidi"/>
+          <w:sz w:val="28"/>
+          <w:szCs w:val="28"/>
+        </w:rPr>
+        <w:t xml:space="preserve"> using the view, which groups appointments by </w:t>
+      </w:r>
+      <w:proofErr w:type="spellStart"/>
+      <w:r>
+        <w:rPr>
+          <w:rFonts w:asciiTheme="majorBidi" w:eastAsia="Times New Roman" w:hAnsiTheme="majorBidi" w:cstheme="majorBidi"/>
+          <w:sz w:val="28"/>
+          <w:szCs w:val="28"/>
+        </w:rPr>
+        <w:t>DoctorID</w:t>
+      </w:r>
+      <w:proofErr w:type="spellEnd"/>
+      <w:r>
+        <w:rPr>
+          <w:rFonts w:asciiTheme="majorBidi" w:eastAsia="Times New Roman" w:hAnsiTheme="majorBidi" w:cstheme="majorBidi"/>
+          <w:sz w:val="28"/>
+          <w:szCs w:val="28"/>
+        </w:rPr>
+        <w:t xml:space="preserve"> and counts the number of records for each doctor.</w:t>
+      </w:r>
+    </w:p>
+    <w:p>
+      <w:pPr>
+        <w:pStyle w:val="Heading2"/>
+        <w:rPr>
+          <w:rStyle w:val="Strong"/>
+          <w:b/>
+          <w:bCs/>
           <w:sz w:val="28"/>
           <w:szCs w:val="28"/>
         </w:rPr>
@@ -3342,6 +3742,7 @@
           <w:sz w:val="28"/>
           <w:szCs w:val="28"/>
         </w:rPr>
+        <w:lastRenderedPageBreak/>
         <w:t>10. Conclusion</w:t>
       </w:r>
     </w:p>
@@ -3479,6 +3880,294 @@
     </w:p>
     <w:p>
       <w:pPr>
+        <w:bidi w:val="0"/>
+        <w:spacing w:before="100" w:beforeAutospacing="1" w:after="100" w:afterAutospacing="1" w:line="240" w:lineRule="auto"/>
+        <w:outlineLvl w:val="1"/>
+        <w:rPr>
+          <w:rFonts w:ascii="Times New Roman" w:eastAsia="Times New Roman" w:hAnsi="Times New Roman" w:cs="Times New Roman"/>
+          <w:b/>
+          <w:bCs/>
+          <w:sz w:val="36"/>
+          <w:szCs w:val="36"/>
+        </w:rPr>
+      </w:pPr>
+    </w:p>
+    <w:p>
+      <w:pPr>
+        <w:bidi w:val="0"/>
+        <w:spacing w:before="100" w:beforeAutospacing="1" w:after="100" w:afterAutospacing="1" w:line="240" w:lineRule="auto"/>
+        <w:outlineLvl w:val="1"/>
+        <w:rPr>
+          <w:rFonts w:ascii="Times New Roman" w:eastAsia="Times New Roman" w:hAnsi="Times New Roman" w:cs="Times New Roman"/>
+          <w:b/>
+          <w:bCs/>
+          <w:sz w:val="28"/>
+          <w:szCs w:val="28"/>
+        </w:rPr>
+      </w:pPr>
+      <w:r>
+        <w:rPr>
+          <w:rFonts w:ascii="Times New Roman" w:eastAsia="Times New Roman" w:hAnsi="Times New Roman" w:cs="Times New Roman"/>
+          <w:b/>
+          <w:bCs/>
+          <w:sz w:val="28"/>
+          <w:szCs w:val="28"/>
+        </w:rPr>
+        <w:t>User Interface and Application</w:t>
+      </w:r>
+    </w:p>
+    <w:p>
+      <w:pPr>
+        <w:bidi w:val="0"/>
+        <w:spacing w:before="100" w:beforeAutospacing="1" w:after="100" w:afterAutospacing="1" w:line="240" w:lineRule="auto"/>
+        <w:rPr>
+          <w:rFonts w:ascii="Times New Roman" w:eastAsia="Times New Roman" w:hAnsi="Times New Roman" w:cs="Times New Roman"/>
+          <w:sz w:val="28"/>
+          <w:szCs w:val="28"/>
+        </w:rPr>
+      </w:pPr>
+      <w:r>
+        <w:rPr>
+          <w:rFonts w:ascii="Times New Roman" w:eastAsia="Times New Roman" w:hAnsi="Times New Roman" w:cs="Times New Roman"/>
+          <w:sz w:val="28"/>
+          <w:szCs w:val="28"/>
+        </w:rPr>
+        <w:t xml:space="preserve">A working application </w:t>
+      </w:r>
+      <w:proofErr w:type="gramStart"/>
+      <w:r>
+        <w:rPr>
+          <w:rFonts w:ascii="Times New Roman" w:eastAsia="Times New Roman" w:hAnsi="Times New Roman" w:cs="Times New Roman"/>
+          <w:sz w:val="28"/>
+          <w:szCs w:val="28"/>
+        </w:rPr>
+        <w:t>was developed</w:t>
+      </w:r>
+      <w:proofErr w:type="gramEnd"/>
+      <w:r>
+        <w:rPr>
+          <w:rFonts w:ascii="Times New Roman" w:eastAsia="Times New Roman" w:hAnsi="Times New Roman" w:cs="Times New Roman"/>
+          <w:sz w:val="28"/>
+          <w:szCs w:val="28"/>
+        </w:rPr>
+        <w:t xml:space="preserve"> to interact with the </w:t>
+      </w:r>
+      <w:proofErr w:type="spellStart"/>
+      <w:r>
+        <w:rPr>
+          <w:rFonts w:ascii="Times New Roman" w:eastAsia="Times New Roman" w:hAnsi="Times New Roman" w:cs="Times New Roman"/>
+          <w:sz w:val="28"/>
+          <w:szCs w:val="28"/>
+        </w:rPr>
+        <w:t>ClinicDB</w:t>
+      </w:r>
+      <w:proofErr w:type="spellEnd"/>
+      <w:r>
+        <w:rPr>
+          <w:rFonts w:ascii="Times New Roman" w:eastAsia="Times New Roman" w:hAnsi="Times New Roman" w:cs="Times New Roman"/>
+          <w:sz w:val="28"/>
+          <w:szCs w:val="28"/>
+        </w:rPr>
+        <w:t xml:space="preserve"> database.</w:t>
+      </w:r>
+      <w:r>
+        <w:rPr>
+          <w:rFonts w:ascii="Times New Roman" w:eastAsia="Times New Roman" w:hAnsi="Times New Roman" w:cs="Times New Roman"/>
+          <w:sz w:val="28"/>
+          <w:szCs w:val="28"/>
+        </w:rPr>
+        <w:br/>
+        <w:t xml:space="preserve">The application provides a simple user interface that allows users </w:t>
+      </w:r>
+      <w:proofErr w:type="gramStart"/>
+      <w:r>
+        <w:rPr>
+          <w:rFonts w:ascii="Times New Roman" w:eastAsia="Times New Roman" w:hAnsi="Times New Roman" w:cs="Times New Roman"/>
+          <w:sz w:val="28"/>
+          <w:szCs w:val="28"/>
+        </w:rPr>
+        <w:t>to</w:t>
+      </w:r>
+      <w:proofErr w:type="gramEnd"/>
+      <w:r>
+        <w:rPr>
+          <w:rFonts w:ascii="Times New Roman" w:eastAsia="Times New Roman" w:hAnsi="Times New Roman" w:cs="Times New Roman"/>
+          <w:sz w:val="28"/>
+          <w:szCs w:val="28"/>
+        </w:rPr>
+        <w:t>:</w:t>
+      </w:r>
+    </w:p>
+    <w:p>
+      <w:pPr>
+        <w:numPr>
+          <w:ilvl w:val="0"/>
+          <w:numId w:val="28"/>
+        </w:numPr>
+        <w:bidi w:val="0"/>
+        <w:spacing w:before="100" w:beforeAutospacing="1" w:after="100" w:afterAutospacing="1" w:line="240" w:lineRule="auto"/>
+        <w:rPr>
+          <w:rFonts w:ascii="Times New Roman" w:eastAsia="Times New Roman" w:hAnsi="Times New Roman" w:cs="Times New Roman"/>
+          <w:sz w:val="28"/>
+          <w:szCs w:val="28"/>
+        </w:rPr>
+      </w:pPr>
+      <w:r>
+        <w:rPr>
+          <w:rFonts w:ascii="Times New Roman" w:eastAsia="Times New Roman" w:hAnsi="Times New Roman" w:cs="Times New Roman"/>
+          <w:sz w:val="28"/>
+          <w:szCs w:val="28"/>
+        </w:rPr>
+        <w:t xml:space="preserve">View patients, doctors, and appointments </w:t>
+      </w:r>
+    </w:p>
+    <w:p>
+      <w:pPr>
+        <w:numPr>
+          <w:ilvl w:val="0"/>
+          <w:numId w:val="28"/>
+        </w:numPr>
+        <w:bidi w:val="0"/>
+        <w:spacing w:before="100" w:beforeAutospacing="1" w:after="100" w:afterAutospacing="1" w:line="240" w:lineRule="auto"/>
+        <w:rPr>
+          <w:rFonts w:ascii="Times New Roman" w:eastAsia="Times New Roman" w:hAnsi="Times New Roman" w:cs="Times New Roman"/>
+          <w:sz w:val="28"/>
+          <w:szCs w:val="28"/>
+        </w:rPr>
+      </w:pPr>
+      <w:r>
+        <w:rPr>
+          <w:rFonts w:ascii="Times New Roman" w:eastAsia="Times New Roman" w:hAnsi="Times New Roman" w:cs="Times New Roman"/>
+          <w:sz w:val="28"/>
+          <w:szCs w:val="28"/>
+        </w:rPr>
+        <w:t xml:space="preserve">Execute database operations </w:t>
+      </w:r>
+    </w:p>
+    <w:p>
+      <w:pPr>
+        <w:numPr>
+          <w:ilvl w:val="0"/>
+          <w:numId w:val="28"/>
+        </w:numPr>
+        <w:bidi w:val="0"/>
+        <w:spacing w:before="100" w:beforeAutospacing="1" w:after="100" w:afterAutospacing="1" w:line="240" w:lineRule="auto"/>
+        <w:rPr>
+          <w:rFonts w:ascii="Times New Roman" w:eastAsia="Times New Roman" w:hAnsi="Times New Roman" w:cs="Times New Roman"/>
+          <w:sz w:val="28"/>
+          <w:szCs w:val="28"/>
+        </w:rPr>
+      </w:pPr>
+      <w:r>
+        <w:rPr>
+          <w:rFonts w:ascii="Times New Roman" w:eastAsia="Times New Roman" w:hAnsi="Times New Roman" w:cs="Times New Roman"/>
+          <w:sz w:val="28"/>
+          <w:szCs w:val="28"/>
+        </w:rPr>
+        <w:t xml:space="preserve">Display query results dynamically </w:t>
+      </w:r>
+    </w:p>
+    <w:p>
+      <w:pPr>
+        <w:bidi w:val="0"/>
+        <w:spacing w:before="100" w:beforeAutospacing="1" w:after="100" w:afterAutospacing="1" w:line="240" w:lineRule="auto"/>
+        <w:rPr>
+          <w:rFonts w:ascii="Times New Roman" w:eastAsia="Times New Roman" w:hAnsi="Times New Roman" w:cs="Times New Roman"/>
+          <w:sz w:val="28"/>
+          <w:szCs w:val="28"/>
+        </w:rPr>
+      </w:pPr>
+      <w:r>
+        <w:rPr>
+          <w:rFonts w:ascii="Times New Roman" w:eastAsia="Times New Roman" w:hAnsi="Times New Roman" w:cs="Times New Roman"/>
+          <w:sz w:val="28"/>
+          <w:szCs w:val="28"/>
+        </w:rPr>
+        <w:t xml:space="preserve">The application </w:t>
+      </w:r>
+      <w:proofErr w:type="gramStart"/>
+      <w:r>
+        <w:rPr>
+          <w:rFonts w:ascii="Times New Roman" w:eastAsia="Times New Roman" w:hAnsi="Times New Roman" w:cs="Times New Roman"/>
+          <w:sz w:val="28"/>
+          <w:szCs w:val="28"/>
+        </w:rPr>
+        <w:t>was connected successfully to the MySQL database and demonstrated in the presentation video</w:t>
+      </w:r>
+      <w:proofErr w:type="gramEnd"/>
+      <w:r>
+        <w:rPr>
+          <w:rFonts w:ascii="Times New Roman" w:eastAsia="Times New Roman" w:hAnsi="Times New Roman" w:cs="Times New Roman"/>
+          <w:sz w:val="28"/>
+          <w:szCs w:val="28"/>
+        </w:rPr>
+        <w:t>.</w:t>
+      </w:r>
+      <w:r>
+        <w:rPr>
+          <w:rFonts w:ascii="Times New Roman" w:eastAsia="Times New Roman" w:hAnsi="Times New Roman" w:cs="Times New Roman"/>
+          <w:sz w:val="28"/>
+          <w:szCs w:val="28"/>
+        </w:rPr>
+        <w:t xml:space="preserve">  </w:t>
+      </w:r>
+      <w:proofErr w:type="gramStart"/>
+      <w:r>
+        <w:rPr>
+          <w:rFonts w:ascii="Times New Roman" w:eastAsia="Times New Roman" w:hAnsi="Times New Roman" w:cs="Times New Roman"/>
+          <w:sz w:val="28"/>
+          <w:szCs w:val="28"/>
+        </w:rPr>
+        <w:t>And</w:t>
+      </w:r>
+      <w:proofErr w:type="gramEnd"/>
+      <w:r>
+        <w:rPr>
+          <w:rFonts w:ascii="Times New Roman" w:eastAsia="Times New Roman" w:hAnsi="Times New Roman" w:cs="Times New Roman"/>
+          <w:sz w:val="28"/>
+          <w:szCs w:val="28"/>
+        </w:rPr>
+        <w:t xml:space="preserve"> this is the demo link of the working application and UI </w:t>
+      </w:r>
+      <w:r>
+        <w:rPr>
+          <w:rFonts w:ascii="Times New Roman" w:eastAsia="Times New Roman" w:hAnsi="Times New Roman" w:cs="Times New Roman"/>
+          <w:sz w:val="28"/>
+          <w:szCs w:val="28"/>
+        </w:rPr>
+        <w:t>https://youtu.be/IC-OJZ-S4xs</w:t>
+      </w:r>
+    </w:p>
+    <w:p>
+      <w:pPr>
+        <w:pStyle w:val="Heading2"/>
+        <w:rPr>
+          <w:rStyle w:val="Strong"/>
+          <w:sz w:val="28"/>
+          <w:szCs w:val="28"/>
+        </w:rPr>
+      </w:pPr>
+      <w:r>
+        <w:rPr>
+          <w:rStyle w:val="Strong"/>
+          <w:sz w:val="28"/>
+          <w:szCs w:val="28"/>
+        </w:rPr>
+        <w:t xml:space="preserve">And here are some snap shots from the </w:t>
+      </w:r>
+    </w:p>
+    <w:p>
+      <w:pPr>
+        <w:pStyle w:val="Heading2"/>
+        <w:rPr>
+          <w:rStyle w:val="Strong"/>
+          <w:sz w:val="28"/>
+          <w:szCs w:val="28"/>
+        </w:rPr>
+      </w:pPr>
+    </w:p>
+    <w:p>
+      <w:pPr>
         <w:pStyle w:val="Heading2"/>
         <w:rPr>
           <w:rStyle w:val="Strong"/>
@@ -3488,6 +4177,103 @@
           <w:szCs w:val="28"/>
         </w:rPr>
       </w:pPr>
+      <w:r>
+        <w:rPr>
+          <w:noProof/>
+          <w:sz w:val="28"/>
+          <w:szCs w:val="28"/>
+        </w:rPr>
+        <w:lastRenderedPageBreak/>
+        <w:drawing>
+          <wp:inline distT="0" distB="0" distL="0" distR="0">
+            <wp:extent cx="4684815" cy="2585720"/>
+            <wp:effectExtent l="0" t="0" r="1905" b="5080"/>
+            <wp:docPr id="7" name="Picture 7"/>
+            <wp:cNvGraphicFramePr>
+              <a:graphicFrameLocks xmlns:a="http://schemas.openxmlformats.org/drawingml/2006/main" noChangeAspect="1"/>
+            </wp:cNvGraphicFramePr>
+            <a:graphic xmlns:a="http://schemas.openxmlformats.org/drawingml/2006/main">
+              <a:graphicData uri="http://schemas.openxmlformats.org/drawingml/2006/picture">
+                <pic:pic xmlns:pic="http://schemas.openxmlformats.org/drawingml/2006/picture">
+                  <pic:nvPicPr>
+                    <pic:cNvPr id="7" name="Screenshot 2026-05-28 142823.png"/>
+                    <pic:cNvPicPr/>
+                  </pic:nvPicPr>
+                  <pic:blipFill>
+                    <a:blip r:embed="rId10" cstate="print">
+                      <a:extLst>
+                        <a:ext uri="{28A0092B-C50C-407E-A947-70E740481C1C}">
+                          <a14:useLocalDpi xmlns:a14="http://schemas.microsoft.com/office/drawing/2010/main" val="0"/>
+                        </a:ext>
+                      </a:extLst>
+                    </a:blip>
+                    <a:stretch>
+                      <a:fillRect/>
+                    </a:stretch>
+                  </pic:blipFill>
+                  <pic:spPr>
+                    <a:xfrm>
+                      <a:off x="0" y="0"/>
+                      <a:ext cx="4691783" cy="2589566"/>
+                    </a:xfrm>
+                    <a:prstGeom prst="rect">
+                      <a:avLst/>
+                    </a:prstGeom>
+                  </pic:spPr>
+                </pic:pic>
+              </a:graphicData>
+            </a:graphic>
+          </wp:inline>
+        </w:drawing>
+      </w:r>
+      <w:r>
+        <w:rPr>
+          <w:noProof/>
+          <w:sz w:val="28"/>
+          <w:szCs w:val="28"/>
+        </w:rPr>
+        <w:drawing>
+          <wp:inline distT="0" distB="0" distL="0" distR="0">
+            <wp:extent cx="4697863" cy="2369489"/>
+            <wp:effectExtent l="0" t="0" r="7620" b="0"/>
+            <wp:docPr id="8" name="Picture 8"/>
+            <wp:cNvGraphicFramePr>
+              <a:graphicFrameLocks xmlns:a="http://schemas.openxmlformats.org/drawingml/2006/main" noChangeAspect="1"/>
+            </wp:cNvGraphicFramePr>
+            <a:graphic xmlns:a="http://schemas.openxmlformats.org/drawingml/2006/main">
+              <a:graphicData uri="http://schemas.openxmlformats.org/drawingml/2006/picture">
+                <pic:pic xmlns:pic="http://schemas.openxmlformats.org/drawingml/2006/picture">
+                  <pic:nvPicPr>
+                    <pic:cNvPr id="8" name="Screenshot 2026-05-28 142744.png"/>
+                    <pic:cNvPicPr/>
+                  </pic:nvPicPr>
+                  <pic:blipFill>
+                    <a:blip r:embed="rId11" cstate="print">
+                      <a:extLst>
+                        <a:ext uri="{28A0092B-C50C-407E-A947-70E740481C1C}">
+                          <a14:useLocalDpi xmlns:a14="http://schemas.microsoft.com/office/drawing/2010/main" val="0"/>
+                        </a:ext>
+                      </a:extLst>
+                    </a:blip>
+                    <a:stretch>
+                      <a:fillRect/>
+                    </a:stretch>
+                  </pic:blipFill>
+                  <pic:spPr>
+                    <a:xfrm>
+                      <a:off x="0" y="0"/>
+                      <a:ext cx="4753747" cy="2397676"/>
+                    </a:xfrm>
+                    <a:prstGeom prst="rect">
+                      <a:avLst/>
+                    </a:prstGeom>
+                  </pic:spPr>
+                </pic:pic>
+              </a:graphicData>
+            </a:graphic>
+          </wp:inline>
+        </w:drawing>
+      </w:r>
     </w:p>
     <w:p>
       <w:pPr>
@@ -3505,19 +4291,30 @@
       <w:pPr>
         <w:pStyle w:val="Heading2"/>
         <w:rPr>
-          <w:sz w:val="28"/>
-          <w:szCs w:val="28"/>
-        </w:rPr>
-      </w:pPr>
-      <w:r>
-        <w:rPr>
           <w:rStyle w:val="Strong"/>
           <w:b/>
           <w:bCs/>
           <w:sz w:val="28"/>
           <w:szCs w:val="28"/>
         </w:rPr>
-        <w:lastRenderedPageBreak/>
+      </w:pPr>
+    </w:p>
+    <w:p>
+      <w:pPr>
+        <w:pStyle w:val="Heading2"/>
+        <w:rPr>
+          <w:sz w:val="28"/>
+          <w:szCs w:val="28"/>
+        </w:rPr>
+      </w:pPr>
+      <w:r>
+        <w:rPr>
+          <w:rStyle w:val="Strong"/>
+          <w:b/>
+          <w:bCs/>
+          <w:sz w:val="28"/>
+          <w:szCs w:val="28"/>
+        </w:rPr>
         <w:t>11. Repository and Submission Links</w:t>
       </w:r>
     </w:p>
@@ -3571,8 +4368,6 @@
           <w:szCs w:val="28"/>
         </w:rPr>
       </w:pPr>
-      <w:bookmarkStart w:id="0" w:name="_GoBack"/>
-      <w:bookmarkEnd w:id="0"/>
       <w:r>
         <w:rPr>
           <w:sz w:val="28"/>
@@ -3595,7 +4390,6 @@
       <w:pPr>
         <w:jc w:val="right"/>
         <w:rPr>
-          <w:rFonts w:hint="cs"/>
           <w:rtl/>
           <w:lang w:bidi="ar-EG"/>
         </w:rPr>
@@ -7490,6 +8284,155 @@
     </w:lvl>
   </w:abstractNum>
   <w:abstractNum w:abstractNumId="26" w15:restartNumberingAfterBreak="0">
+    <w:nsid w:val="723A6BD1"/>
+    <w:multiLevelType w:val="multilevel"/>
+    <w:tmpl w:val="EC9CD36E"/>
+    <w:lvl w:ilvl="0">
+      <w:start w:val="1"/>
+      <w:numFmt w:val="bullet"/>
+      <w:lvlText w:val=""/>
+      <w:lvlJc w:val="left"/>
+      <w:pPr>
+        <w:tabs>
+          <w:tab w:val="num" w:pos="720"/>
+        </w:tabs>
+        <w:ind w:left="720" w:hanging="360"/>
+      </w:pPr>
+      <w:rPr>
+        <w:rFonts w:ascii="Symbol" w:hAnsi="Symbol" w:hint="default"/>
+        <w:sz w:val="20"/>
+      </w:rPr>
+    </w:lvl>
+    <w:lvl w:ilvl="1" w:tentative="1">
+      <w:start w:val="1"/>
+      <w:numFmt w:val="bullet"/>
+      <w:lvlText w:val="o"/>
+      <w:lvlJc w:val="left"/>
+      <w:pPr>
+        <w:tabs>
+          <w:tab w:val="num" w:pos="1440"/>
+        </w:tabs>
+        <w:ind w:left="1440" w:hanging="360"/>
+      </w:pPr>
+      <w:rPr>
+        <w:rFonts w:ascii="Courier New" w:hAnsi="Courier New" w:hint="default"/>
+        <w:sz w:val="20"/>
+      </w:rPr>
+    </w:lvl>
+    <w:lvl w:ilvl="2" w:tentative="1">
+      <w:start w:val="1"/>
+      <w:numFmt w:val="bullet"/>
+      <w:lvlText w:val=""/>
+      <w:lvlJc w:val="left"/>
+      <w:pPr>
+        <w:tabs>
+          <w:tab w:val="num" w:pos="2160"/>
+        </w:tabs>
+        <w:ind w:left="2160" w:hanging="360"/>
+      </w:pPr>
+      <w:rPr>
+        <w:rFonts w:ascii="Wingdings" w:hAnsi="Wingdings" w:hint="default"/>
+        <w:sz w:val="20"/>
+      </w:rPr>
+    </w:lvl>
+    <w:lvl w:ilvl="3" w:tentative="1">
+      <w:start w:val="1"/>
+      <w:numFmt w:val="bullet"/>
+      <w:lvlText w:val=""/>
+      <w:lvlJc w:val="left"/>
+      <w:pPr>
+        <w:tabs>
+          <w:tab w:val="num" w:pos="2880"/>
+        </w:tabs>
+        <w:ind w:left="2880" w:hanging="360"/>
+      </w:pPr>
+      <w:rPr>
+        <w:rFonts w:ascii="Wingdings" w:hAnsi="Wingdings" w:hint="default"/>
+        <w:sz w:val="20"/>
+      </w:rPr>
+    </w:lvl>
+    <w:lvl w:ilvl="4" w:tentative="1">
+      <w:start w:val="1"/>
+      <w:numFmt w:val="bullet"/>
+      <w:lvlText w:val=""/>
+      <w:lvlJc w:val="left"/>
+      <w:pPr>
+        <w:tabs>
+          <w:tab w:val="num" w:pos="3600"/>
+        </w:tabs>
+        <w:ind w:left="3600" w:hanging="360"/>
+      </w:pPr>
+      <w:rPr>
+        <w:rFonts w:ascii="Wingdings" w:hAnsi="Wingdings" w:hint="default"/>
+        <w:sz w:val="20"/>
+      </w:rPr>
+    </w:lvl>
+    <w:lvl w:ilvl="5" w:tentative="1">
+      <w:start w:val="1"/>
+      <w:numFmt w:val="bullet"/>
+      <w:lvlText w:val=""/>
+      <w:lvlJc w:val="left"/>
+      <w:pPr>
+        <w:tabs>
+          <w:tab w:val="num" w:pos="4320"/>
+        </w:tabs>
+        <w:ind w:left="4320" w:hanging="360"/>
+      </w:pPr>
+      <w:rPr>
+        <w:rFonts w:ascii="Wingdings" w:hAnsi="Wingdings" w:hint="default"/>
+        <w:sz w:val="20"/>
+      </w:rPr>
+    </w:lvl>
+    <w:lvl w:ilvl="6" w:tentative="1">
+      <w:start w:val="1"/>
+      <w:numFmt w:val="bullet"/>
+      <w:lvlText w:val=""/>
+      <w:lvlJc w:val="left"/>
+      <w:pPr>
+        <w:tabs>
+          <w:tab w:val="num" w:pos="5040"/>
+        </w:tabs>
+        <w:ind w:left="5040" w:hanging="360"/>
+      </w:pPr>
+      <w:rPr>
+        <w:rFonts w:ascii="Wingdings" w:hAnsi="Wingdings" w:hint="default"/>
+        <w:sz w:val="20"/>
+      </w:rPr>
+    </w:lvl>
+    <w:lvl w:ilvl="7" w:tentative="1">
+      <w:start w:val="1"/>
+      <w:numFmt w:val="bullet"/>
+      <w:lvlText w:val=""/>
+      <w:lvlJc w:val="left"/>
+      <w:pPr>
+        <w:tabs>
+          <w:tab w:val="num" w:pos="5760"/>
+        </w:tabs>
+        <w:ind w:left="5760" w:hanging="360"/>
+      </w:pPr>
+      <w:rPr>
+        <w:rFonts w:ascii="Wingdings" w:hAnsi="Wingdings" w:hint="default"/>
+        <w:sz w:val="20"/>
+      </w:rPr>
+    </w:lvl>
+    <w:lvl w:ilvl="8" w:tentative="1">
+      <w:start w:val="1"/>
+      <w:numFmt w:val="bullet"/>
+      <w:lvlText w:val=""/>
+      <w:lvlJc w:val="left"/>
+      <w:pPr>
+        <w:tabs>
+          <w:tab w:val="num" w:pos="6480"/>
+        </w:tabs>
+        <w:ind w:left="6480" w:hanging="360"/>
+      </w:pPr>
+      <w:rPr>
+        <w:rFonts w:ascii="Wingdings" w:hAnsi="Wingdings" w:hint="default"/>
+        <w:sz w:val="20"/>
+      </w:rPr>
+    </w:lvl>
+  </w:abstractNum>
+  <w:abstractNum w:abstractNumId="27" w15:restartNumberingAfterBreak="0">
     <w:nsid w:val="775957E6"/>
     <w:multiLevelType w:val="multilevel"/>
     <w:tmpl w:val="B91C1348"/>
@@ -7705,7 +8648,7 @@
     <w:abstractNumId w:val="1"/>
   </w:num>
   <w:num w:numId="23">
-    <w:abstractNumId w:val="26"/>
+    <w:abstractNumId w:val="27"/>
   </w:num>
   <w:num w:numId="24">
     <w:abstractNumId w:val="2"/>
@@ -7718,6 +8661,9 @@
   </w:num>
   <w:num w:numId="27">
     <w:abstractNumId w:val="14"/>
+  </w:num>
+  <w:num w:numId="28">
+    <w:abstractNumId w:val="26"/>
   </w:num>
 </w:numbering>
 </file>
@@ -8322,6 +9268,19 @@
       <w:iCs/>
     </w:rPr>
   </w:style>
+  <w:style w:type="character" w:styleId="HTMLCode">
+    <w:name w:val="HTML Code"/>
+    <w:basedOn w:val="DefaultParagraphFont"/>
+    <w:uiPriority w:val="99"/>
+    <w:semiHidden/>
+    <w:unhideWhenUsed/>
+    <w:rsid w:val="00716110"/>
+    <w:rPr>
+      <w:rFonts w:ascii="Courier New" w:eastAsia="Times New Roman" w:hAnsi="Courier New" w:cs="Courier New"/>
+      <w:sz w:val="20"/>
+      <w:szCs w:val="20"/>
+    </w:rPr>
+  </w:style>
 </w:styles>
 </file>
 
